--- a/docs/generated/RELATIONAL_MODEL.ko.docx
+++ b/docs/generated/RELATIONAL_MODEL.ko.docx
@@ -167,7 +167,7 @@
         <w:br/>
         <w:t xml:space="preserve">        double award_amount_krw PK</w:t>
         <w:br/>
-        <w:t xml:space="preserve">        timestamp award_date PK</w:t>
+        <w:t xml:space="preserve">        string bid_submission_time PK</w:t>
         <w:br/>
         <w:t xml:space="preserve">        double award_rate</w:t>
         <w:br/>
@@ -431,7 +431,7 @@
         <w:pStyle w:val="ListBullet"/>
       </w:pPr>
       <w:r>
-        <w:t>기본 키 (Primary Key): (bid_notice_no, bid_notice_round, winner_supplier_id, award_amount_krw, award_date)</w:t>
+        <w:t>기본 키 (Primary Key): (bid_notice_no, bid_notice_round, winner_supplier_id, award_amount_krw, bid_submission_time)</w:t>
       </w:r>
     </w:p>
     <w:p>
@@ -711,7 +711,7 @@
         <w:pStyle w:val="ListBullet"/>
       </w:pPr>
       <w:r>
-        <w:t>기본 키 (Primary Key): supplier_id (10자리 정규화 사업자등록번호 기반 SHA-256 해시 ID)</w:t>
+        <w:t>기본 키 (Primary Key): supplier_id (10자리 정규화 사업자등록번호 기반 HMAC-SHA256 해시 ID)</w:t>
       </w:r>
     </w:p>
     <w:p>
@@ -719,7 +719,7 @@
         <w:pStyle w:val="ListBullet"/>
       </w:pPr>
       <w:r>
-        <w:t>식별자 가명화 정책: 공개 Kaggle 데이터셋 배포 시 사업자등록번호 원문은 비공개하며, 안전한 단방향 해시 키(supplier_id)와 마스킹된 번호(123-45-*)를 제공합니다.</w:t>
+        <w:t>식별자 가명화 정책: 공개 Kaggle 데이터셋 배포 시 사업자등록번호 원문은 비공개하며, 안전한 단방향 HMAC 키(supplier_id)와 마스킹된 번호(123-45-*)를 제공합니다. HMAC 키는 비공개 서버 키(DATA_GO_KR_SERVICE_KEY)로 서명되어 평문 해시 역산 공격에 내성이 있습니다.</w:t>
       </w:r>
     </w:p>
     <w:p>

--- a/docs/generated/RELATIONAL_MODEL.ko.docx
+++ b/docs/generated/RELATIONAL_MODEL.ko.docx
@@ -343,7 +343,7 @@
         <w:pStyle w:val="ListBullet"/>
       </w:pPr>
       <w:r>
-        <w:t>의도된 그레인 (Intended Grain): 특정 공고·차수 내 개별 기업의 1회 입찰 투찰 제출 건.</w:t>
+        <w:t>원천 디듀플리케이션 키 vs 큐레이티드 PK 구분:</w:t>
       </w:r>
     </w:p>
     <w:p>
@@ -351,7 +351,23 @@
         <w:pStyle w:val="ListBullet"/>
       </w:pPr>
       <w:r>
-        <w:t>기본 키 (Primary Key): (bid_notice_no, bid_notice_round, bidder_supplier_id, bid_amount_krw, bid_submission_time, opening_rank)</w:t>
+        <w:t>원천 중복 제거 그레인 (Raw Deduplication Grain): (bid_notice_no, bid_notice_round, bidder_biz_no, opening_rank, disqualification_reason_ko, bid_amount_krw, bid_submission_time) — 원천 API 스냅샷의 후속 필드 갱신을 안전하게 병합하기 위한 7-컬럼 키 (중복 0건, 무손실 실증 완료).</w:t>
+      </w:r>
+    </w:p>
+    <w:p>
+      <w:pPr>
+        <w:pStyle w:val="ListBullet"/>
+      </w:pPr>
+      <w:r>
+        <w:t>큐레이티드 불변 제출 식별자 (Curated Submission Event): 개찰순위(opening_rank) 및 탈락사유는 투찰 시점이 아닌 개찰 후 생성되는 결과 속성이므로, 순수 투찰 이벤트 후보 키(Candidate A/B) 평가 시 비순위 투찰 건 등으로 인한 중복(각각 432건, 841건)이 존재함을 확인했습니다. 따라서 물리 큐레이티드 테이블 구현 시 무손실 원천 7-컬럼 그레인을 복합 키로 유지합니다.</w:t>
+      </w:r>
+    </w:p>
+    <w:p>
+      <w:pPr>
+        <w:pStyle w:val="ListBullet"/>
+      </w:pPr>
+      <w:r>
+        <w:t>기본 키 (Primary Key): (bid_notice_no, bid_notice_round, bidder_supplier_id, opening_rank, disqualification_reason_ko, bid_amount_krw, bid_submission_time)</w:t>
       </w:r>
     </w:p>
     <w:p>
@@ -391,7 +407,7 @@
         <w:pStyle w:val="ListBullet"/>
       </w:pPr>
       <w:r>
-        <w:t>검증 상태: LIVE VERIFIED (2026년 8월 기준 2,107,948행 정규화 완료, 무손실 검증 통과).</w:t>
+        <w:t>검증 상태: LIVE VERIFIED (2026년 8월 기준 2,107,948행 무손실 정합성 확인).</w:t>
       </w:r>
     </w:p>
     <w:p>
@@ -439,6 +455,46 @@
         <w:pStyle w:val="ListBullet"/>
       </w:pPr>
       <w:r>
+        <w:t>실증 메트릭 (2026년 8월 실측):</w:t>
+      </w:r>
+    </w:p>
+    <w:p>
+      <w:pPr>
+        <w:pStyle w:val="ListBullet"/>
+      </w:pPr>
+      <w:r>
+        <w:t>총 낙찰 행 수: 17,315행</w:t>
+      </w:r>
+    </w:p>
+    <w:p>
+      <w:pPr>
+        <w:pStyle w:val="ListBullet"/>
+      </w:pPr>
+      <w:r>
+        <w:t>후보 키 고유 건수: 17,315건 (중복 건수: 0건, 결측률: 0.0%)</w:t>
+      </w:r>
+    </w:p>
+    <w:p>
+      <w:pPr>
+        <w:pStyle w:val="ListBullet"/>
+      </w:pPr>
+      <w:r>
+        <w:t>검증 상태: LIVE VERIFIED (0 duplicates verified).</w:t>
+      </w:r>
+    </w:p>
+    <w:p>
+      <w:pPr>
+        <w:pStyle w:val="ListBullet"/>
+      </w:pPr>
+      <w:r>
+        <w:t>품목 식별자 한계: 공식 OpenAPI 개찰결과 피드에 물품분할번호(bid_classification_no)가 미제공되므로, 복수 낙찰 공고의 구분자로 투찰일시(bid_submission_time)를 활용합니다.</w:t>
+      </w:r>
+    </w:p>
+    <w:p>
+      <w:pPr>
+        <w:pStyle w:val="ListBullet"/>
+      </w:pPr>
+      <w:r>
         <w:t>외래 키 (Foreign Keys):</w:t>
       </w:r>
     </w:p>
@@ -495,15 +551,7 @@
         <w:pStyle w:val="ListBullet"/>
       </w:pPr>
       <w:r>
-        <w:t>검증 상태: LIVE VERIFIED</w:t>
-      </w:r>
-    </w:p>
-    <w:p>
-      <w:pPr>
-        <w:pStyle w:val="ListBullet"/>
-      </w:pPr>
-      <w:r>
-        <w:t>원천 피드: awards (getDataSetOpnStdScsbidInfo 중 is_selected_winner == True 또는 최종낙찰 필드 보유 행).</w:t>
+        <w:t>원천 피드: awards (getDataSetOpnStdScsbidInfo 중 is_selected_winner == True).</w:t>
       </w:r>
     </w:p>
     <w:p>
@@ -615,7 +663,31 @@
         <w:pStyle w:val="ListBullet"/>
       </w:pPr>
       <w:r>
-        <w:t>기본 키 (Primary Key): unified_contract_no</w:t>
+        <w:t>기본 키 (Primary Key): unified_contract_no (단일 계약이 2개 이상의 공고에 연결된 사례 0건 실증)</w:t>
+      </w:r>
+    </w:p>
+    <w:p>
+      <w:pPr>
+        <w:pStyle w:val="ListBullet"/>
+      </w:pPr>
+      <w:r>
+        <w:t>관계성 실측 (Tender 1 : N Contract):</w:t>
+      </w:r>
+    </w:p>
+    <w:p>
+      <w:pPr>
+        <w:pStyle w:val="ListBullet"/>
+      </w:pPr>
+      <w:r>
+        <w:t>계약 기준 연결 공고 수: 0개 공고 연결 75,268건 (64.92%), 1개 공고 연결 40,677건 (35.08%), 2개 이상 공고 연결 0건 (0.00%).</w:t>
+      </w:r>
+    </w:p>
+    <w:p>
+      <w:pPr>
+        <w:pStyle w:val="ListBullet"/>
+      </w:pPr>
+      <w:r>
+        <w:t>따라서 계약 → 공고 매핑은 엄격히 0..1 관계이며, 전체 관계는 Tender (1) : Contract (0..N) 입니다.</w:t>
       </w:r>
     </w:p>
     <w:p>
@@ -671,7 +743,7 @@
         <w:pStyle w:val="ListBullet"/>
       </w:pPr>
       <w:r>
-        <w:t>미연결 계약 중 수의계약(contract_method == '수의계약'): 96.21% (72,418건)</w:t>
+        <w:t>미연결 계약 중 수의계약(contract_method == '수의계약'): 72,418건 (소계 대조 100% 정합)</w:t>
       </w:r>
     </w:p>
     <w:p>
@@ -679,7 +751,7 @@
         <w:pStyle w:val="ListBullet"/>
       </w:pPr>
       <w:r>
-        <w:t>미연결 계약 중 경쟁계약(제한/일반/지명경쟁): 3.79% (2,850건)</w:t>
+        <w:t>미연결 계약 중 경쟁계약(제한/일반/지명경쟁): 2,850건</w:t>
       </w:r>
     </w:p>
     <w:p>
@@ -711,7 +783,7 @@
         <w:pStyle w:val="ListBullet"/>
       </w:pPr>
       <w:r>
-        <w:t>기본 키 (Primary Key): supplier_id (10자리 정규화 사업자등록번호 기반 HMAC-SHA256 해시 ID)</w:t>
+        <w:t>기본 키 (Primary Key): supplier_id (10자리 정규화 사업자등록번호 기반 HMAC-SHA256 SUP_&lt;32 hex&gt; 해시 ID)</w:t>
       </w:r>
     </w:p>
     <w:p>
@@ -719,7 +791,15 @@
         <w:pStyle w:val="ListBullet"/>
       </w:pPr>
       <w:r>
-        <w:t>식별자 가명화 정책: 공개 Kaggle 데이터셋 배포 시 사업자등록번호 원문은 비공개하며, 안전한 단방향 HMAC 키(supplier_id)와 마스킹된 번호(123-45-*)를 제공합니다. HMAC 키는 비공개 서버 키(DATA_GO_KR_SERVICE_KEY)로 서명되어 평문 해시 역산 공격에 내성이 있습니다.</w:t>
+        <w:t>식별자 가명화 정책: 공개 Kaggle 데이터셋 배포 시 사업자등록번호 원문은 비공개하며, 안전한 단방향 HMAC 키(supplier_id)와 마스킹된 번호(123-45-*)를 제공합니다.</w:t>
+      </w:r>
+    </w:p>
+    <w:p>
+      <w:pPr>
+        <w:pStyle w:val="ListBullet"/>
+      </w:pPr>
+      <w:r>
+        <w:t>비밀키 분리 원칙: HMAC 키는 API 인증키(DATA_GO_KR_SERVICE_KEY)와 완전히 분리된 전용 비밀키(KONEPS_SUPPLIER_HMAC_KEY)로 서명되며, 배포 버전 간 일관성을 위해 영구 보존됩니다.</w:t>
       </w:r>
     </w:p>
     <w:p>

--- a/docs/generated/RELATIONAL_MODEL.ko.docx
+++ b/docs/generated/RELATIONAL_MODEL.ko.docx
@@ -115,7 +115,7 @@
         <w:br/>
         <w:t xml:space="preserve">        string bid_notice_round PK</w:t>
         <w:br/>
-        <w:t xml:space="preserve">        string bid_title_ko</w:t>
+        <w:t xml:space="preserve">        string bid_notice_name_ko</w:t>
         <w:br/>
         <w:t xml:space="preserve">        string notice_agency_code FK</w:t>
         <w:br/>
@@ -134,21 +134,23 @@
         <w:br/>
         <w:t xml:space="preserve">    bidder_submissions {</w:t>
         <w:br/>
-        <w:t xml:space="preserve">        string bid_notice_no PK, FK</w:t>
+        <w:t xml:space="preserve">        string bid_submission_id PK "BID_&lt;32 hex&gt;"</w:t>
         <w:br/>
-        <w:t xml:space="preserve">        string bid_notice_round PK, FK</w:t>
+        <w:t xml:space="preserve">        string bid_notice_no FK</w:t>
         <w:br/>
-        <w:t xml:space="preserve">        string bidder_supplier_id PK, FK</w:t>
+        <w:t xml:space="preserve">        string bid_notice_round FK</w:t>
         <w:br/>
-        <w:t xml:space="preserve">        double bid_amount_krw PK</w:t>
+        <w:t xml:space="preserve">        string bidder_supplier_id FK</w:t>
         <w:br/>
-        <w:t xml:space="preserve">        string bid_submission_time PK</w:t>
+        <w:t xml:space="preserve">        boolean tender_in_scope</w:t>
         <w:br/>
-        <w:t xml:space="preserve">        double opening_rank PK</w:t>
+        <w:t xml:space="preserve">        double bid_amount_krw</w:t>
         <w:br/>
-        <w:t xml:space="preserve">        double bid_rate</w:t>
+        <w:t xml:space="preserve">        string bid_submission_time</w:t>
         <w:br/>
-        <w:t xml:space="preserve">        timestamp bid_submission_date</w:t>
+        <w:t xml:space="preserve">        double opening_rank</w:t>
+        <w:br/>
+        <w:t xml:space="preserve">        double bid_rate_pct</w:t>
         <w:br/>
         <w:t xml:space="preserve">        boolean is_selected_winner</w:t>
         <w:br/>
@@ -159,21 +161,25 @@
         <w:br/>
         <w:t xml:space="preserve">    award_outcomes {</w:t>
         <w:br/>
-        <w:t xml:space="preserve">        string bid_notice_no PK, FK</w:t>
+        <w:t xml:space="preserve">        string award_outcome_id PK "AWD_&lt;32 hex&gt;"</w:t>
         <w:br/>
-        <w:t xml:space="preserve">        string bid_notice_round PK, FK</w:t>
+        <w:t xml:space="preserve">        string bid_notice_no FK</w:t>
         <w:br/>
-        <w:t xml:space="preserve">        string winner_supplier_id PK, FK</w:t>
+        <w:t xml:space="preserve">        string bid_notice_round FK</w:t>
         <w:br/>
-        <w:t xml:space="preserve">        double award_amount_krw PK</w:t>
+        <w:t xml:space="preserve">        string winner_supplier_id FK</w:t>
         <w:br/>
-        <w:t xml:space="preserve">        string bid_submission_time PK</w:t>
+        <w:t xml:space="preserve">        boolean tender_in_scope</w:t>
+        <w:br/>
+        <w:t xml:space="preserve">        double award_amount_krw "Nullable (24건)"</w:t>
         <w:br/>
         <w:t xml:space="preserve">        double award_rate</w:t>
         <w:br/>
         <w:t xml:space="preserve">        double scheduled_price_krw</w:t>
         <w:br/>
         <w:t xml:space="preserve">        double base_amount_krw</w:t>
+        <w:br/>
+        <w:t xml:space="preserve">        string award_method_ko</w:t>
         <w:br/>
         <w:t xml:space="preserve">    }</w:t>
         <w:br/>
@@ -196,7 +202,7 @@
         <w:br/>
         <w:t xml:space="preserve">        timestamp contract_date</w:t>
         <w:br/>
-        <w:t xml:space="preserve">        int64 contract_amount_krw</w:t>
+        <w:t xml:space="preserve">        int64 total_contract_amount_krw</w:t>
         <w:br/>
         <w:t xml:space="preserve">        string contract_method_ko</w:t>
         <w:br/>
@@ -211,22 +217,24 @@
         <w:br/>
         <w:t xml:space="preserve">        string bid_notice_round FK</w:t>
         <w:br/>
-        <w:t xml:space="preserve">        string match_type</w:t>
+        <w:t xml:space="preserve">        boolean tender_in_scope</w:t>
         <w:br/>
         <w:t xml:space="preserve">    }</w:t>
         <w:br/>
         <w:br/>
         <w:t xml:space="preserve">    suppliers {</w:t>
         <w:br/>
-        <w:t xml:space="preserve">        string supplier_id PK</w:t>
+        <w:t xml:space="preserve">        string supplier_id PK "SUP_&lt;32 hex&gt;"</w:t>
         <w:br/>
-        <w:t xml:space="preserve">        string business_reg_no_masked</w:t>
+        <w:t xml:space="preserve">        string masked_biz_no "123-45-*****"</w:t>
         <w:br/>
         <w:t xml:space="preserve">        string supplier_name_ko</w:t>
         <w:br/>
-        <w:t xml:space="preserve">        string ceo_name</w:t>
+        <w:t xml:space="preserve">        boolean is_bidder</w:t>
         <w:br/>
-        <w:t xml:space="preserve">        string sigungu_ko</w:t>
+        <w:t xml:space="preserve">        boolean is_winner</w:t>
+        <w:br/>
+        <w:t xml:space="preserve">        boolean is_contractor</w:t>
         <w:br/>
         <w:t xml:space="preserve">    }</w:t>
         <w:br/>
@@ -237,7 +245,11 @@
         <w:br/>
         <w:t xml:space="preserve">        string agency_name_ko</w:t>
         <w:br/>
-        <w:t xml:space="preserve">        string agency_category</w:t>
+        <w:t xml:space="preserve">        boolean is_notice_agency</w:t>
+        <w:br/>
+        <w:t xml:space="preserve">        boolean is_demand_agency</w:t>
+        <w:br/>
+        <w:t xml:space="preserve">        boolean is_contract_agency</w:t>
         <w:br/>
         <w:t xml:space="preserve">    }</w:t>
       </w:r>
@@ -343,7 +355,7 @@
         <w:pStyle w:val="ListBullet"/>
       </w:pPr>
       <w:r>
-        <w:t>원천 디듀플리케이션 키 vs 큐레이티드 PK 구분:</w:t>
+        <w:t>물리 기본 키 (Physical Surrogate PK): bid_submission_id (BID_&lt;32 hex&gt;) — 비즈니스 그레인의 정규 문자열 SHA-256 해시 기반 단일 고유 대리 키 (2,107,948행 전수 고유, 결측 0건).</w:t>
       </w:r>
     </w:p>
     <w:p>
@@ -351,7 +363,7 @@
         <w:pStyle w:val="ListBullet"/>
       </w:pPr>
       <w:r>
-        <w:t>원천 중복 제거 그레인 (Raw Deduplication Grain): (bid_notice_no, bid_notice_round, bidder_biz_no, opening_rank, disqualification_reason_ko, bid_amount_krw, bid_submission_time) — 원천 API 스냅샷의 후속 필드 갱신을 안전하게 병합하기 위한 7-컬럼 키 (중복 0건, 무손실 실증 완료).</w:t>
+        <w:t>비즈니스 대조 그레인 (Business Reconciliation Grain): (bid_notice_no, bid_notice_round, bidder_supplier_id, opening_rank, disqualification_reason_ko, bid_amount_krw, bid_submission_time) — 원천 7-컬럼 무손실 식별 그레인 (중복 0건, 무손실 실증 완료).</w:t>
       </w:r>
     </w:p>
     <w:p>
@@ -359,7 +371,7 @@
         <w:pStyle w:val="ListBullet"/>
       </w:pPr>
       <w:r>
-        <w:t>큐레이티드 불변 제출 식별자 (Curated Submission Event): 개찰순위(opening_rank) 및 탈락사유는 투찰 시점이 아닌 개찰 후 생성되는 결과 속성이므로, 순수 투찰 이벤트 후보 키(Candidate A/B) 평가 시 비순위 투찰 건 등으로 인한 중복(각각 432건, 841건)이 존재함을 확인했습니다. 따라서 물리 큐레이티드 테이블 구현 시 무손실 원천 7-컬럼 그레인을 복합 키로 유지합니다.</w:t>
+        <w:t>시간적 외래 키 (Temporal FK):</w:t>
       </w:r>
     </w:p>
     <w:p>
@@ -367,7 +379,7 @@
         <w:pStyle w:val="ListBullet"/>
       </w:pPr>
       <w:r>
-        <w:t>기본 키 (Primary Key): (bid_notice_no, bid_notice_round, bidder_supplier_id, opening_rank, disqualification_reason_ko, bid_amount_krw, bid_submission_time)</w:t>
+        <w:t>tender_in_scope: bool — 당월 큐레이티드 공고(tenders)와의 연계 여부 플래그 (당월 연계 1,569,500건 / 74.46%, 이전 월 공고 연계 538,448건 / 25.54%).</w:t>
       </w:r>
     </w:p>
     <w:p>
@@ -383,7 +395,7 @@
         <w:pStyle w:val="ListBullet"/>
       </w:pPr>
       <w:r>
-        <w:t>(bid_notice_no, bid_notice_round) → tenders (Nullable: False)</w:t>
+        <w:t>(bid_notice_no, bid_notice_round) → tenders (시간적 외래 키, Nullable: False)</w:t>
       </w:r>
     </w:p>
     <w:p>
@@ -439,7 +451,7 @@
         <w:pStyle w:val="ListBullet"/>
       </w:pPr>
       <w:r>
-        <w:t>의도된 그레인 (Intended Grain): 특정 공고·차수 내 낙찰 건 (분할 발주 시 물품군별 1행).</w:t>
+        <w:t>물리 기본 키 (Physical Surrogate PK): award_outcome_id (AWD_&lt;32 hex&gt;) — 낙찰 이벤트 정규 문자열 SHA-256 해시 기반 단일 대리 키 (17,315행 전수 고유, 결측 0건).</w:t>
       </w:r>
     </w:p>
     <w:p>
@@ -447,7 +459,7 @@
         <w:pStyle w:val="ListBullet"/>
       </w:pPr>
       <w:r>
-        <w:t>기본 키 (Primary Key): (bid_notice_no, bid_notice_round, winner_supplier_id, award_amount_krw, bid_submission_time)</w:t>
+        <w:t>비즈니스 대조 그레인 (Business Reconciliation Grain): (bid_notice_no, bid_notice_round, winner_supplier_id, award_amount_krw, bid_submission_time) (17,315건 전수 일치).</w:t>
       </w:r>
     </w:p>
     <w:p>
@@ -455,7 +467,7 @@
         <w:pStyle w:val="ListBullet"/>
       </w:pPr>
       <w:r>
-        <w:t>실증 메트릭 (2026년 8월 실측):</w:t>
+        <w:t>낙찰금액 결측(24건) 포렌식 및 결측치 정책:</w:t>
       </w:r>
     </w:p>
     <w:p>
@@ -463,7 +475,7 @@
         <w:pStyle w:val="ListBullet"/>
       </w:pPr>
       <w:r>
-        <w:t>총 낙찰 행 수: 17,315행</w:t>
+        <w:t>선정 낙찰자 17,315건 중 24건(0.14%)에서 award_amount_krw가 NULL로 수집됨.</w:t>
       </w:r>
     </w:p>
     <w:p>
@@ -471,7 +483,7 @@
         <w:pStyle w:val="ListBullet"/>
       </w:pPr>
       <w:r>
-        <w:t>후보 키 고유 건수: 17,315건 (중복 건수: 0건, 결측률: 0.0%)</w:t>
+        <w:t>사유: 적격심사 21건, 최저가 1건, 소액수의 1건, 기타 1건 등 개찰 직후 최종 행정 조율 중인 합법적 상태.</w:t>
       </w:r>
     </w:p>
     <w:p>
@@ -479,7 +491,7 @@
         <w:pStyle w:val="ListBullet"/>
       </w:pPr>
       <w:r>
-        <w:t>검증 상태: LIVE VERIFIED (0 duplicates verified).</w:t>
+        <w:t>결측치 정책: DO NOT IMPUTE — 임의 대체를 절대 불허하고 순수 NULL로 보존하며, 대리 키 award_outcome_id를 통해 안전하게 식별.</w:t>
       </w:r>
     </w:p>
     <w:p>
@@ -487,7 +499,15 @@
         <w:pStyle w:val="ListBullet"/>
       </w:pPr>
       <w:r>
-        <w:t>품목 식별자 한계: 공식 OpenAPI 개찰결과 피드에 물품분할번호(bid_classification_no)가 미제공되므로, 복수 낙찰 공고의 구분자로 투찰일시(bid_submission_time)를 활용합니다.</w:t>
+        <w:t>시간적 외래 키 (Temporal FK):</w:t>
+      </w:r>
+    </w:p>
+    <w:p>
+      <w:pPr>
+        <w:pStyle w:val="ListBullet"/>
+      </w:pPr>
+      <w:r>
+        <w:t>tender_in_scope: bool — 당월 공고 연계 12,918건 (74.61%), 이전 월 공고 연계 4,397건 (25.39%).</w:t>
       </w:r>
     </w:p>
     <w:p>
@@ -655,7 +675,7 @@
         <w:pStyle w:val="ListBullet"/>
       </w:pPr>
       <w:r>
-        <w:t>의도된 그레인: 계약 1건당 연결된 공고 매핑.</w:t>
+        <w:t>의도된 그레인: 공고와 연계된 계약 1건당 연결 매핑 (미연계 계약은 브릿지에서 제외되어 contracts에만 보존).</w:t>
       </w:r>
     </w:p>
     <w:p>
@@ -663,7 +683,7 @@
         <w:pStyle w:val="ListBullet"/>
       </w:pPr>
       <w:r>
-        <w:t>기본 키 (Primary Key): unified_contract_no (단일 계약이 2개 이상의 공고에 연결된 사례 0건 실증)</w:t>
+        <w:t>기본 키 (Primary Key): unified_contract_no (40,677행 전수 고유).</w:t>
       </w:r>
     </w:p>
     <w:p>
@@ -671,7 +691,7 @@
         <w:pStyle w:val="ListBullet"/>
       </w:pPr>
       <w:r>
-        <w:t>관계성 실측 (Tender 1 : N Contract):</w:t>
+        <w:t>시간적 외래 키 (Temporal FK):</w:t>
       </w:r>
     </w:p>
     <w:p>
@@ -679,15 +699,7 @@
         <w:pStyle w:val="ListBullet"/>
       </w:pPr>
       <w:r>
-        <w:t>계약 기준 연결 공고 수: 0개 공고 연결 75,268건 (64.92%), 1개 공고 연결 40,677건 (35.08%), 2개 이상 공고 연결 0건 (0.00%).</w:t>
-      </w:r>
-    </w:p>
-    <w:p>
-      <w:pPr>
-        <w:pStyle w:val="ListBullet"/>
-      </w:pPr>
-      <w:r>
-        <w:t>따라서 계약 → 공고 매핑은 엄격히 0..1 관계이며, 전체 관계는 Tender (1) : Contract (0..N) 입니다.</w:t>
+        <w:t>tender_in_scope: bool — 당월 공고 연계 9,138건 (22.46%), 이전 월 공고 연계 31,539건 (77.54%).</w:t>
       </w:r>
     </w:p>
     <w:p>
@@ -727,7 +739,7 @@
         <w:pStyle w:val="ListBullet"/>
       </w:pPr>
       <w:r>
-        <w:t>공고와 직접 연결되는 계약: 35.08% (40,677건)</w:t>
+        <w:t>공고와 직접 연결되는 계약: 35.08% (40,677건) → 브릿지 테이블 수록.</w:t>
       </w:r>
     </w:p>
     <w:p>
@@ -735,23 +747,7 @@
         <w:pStyle w:val="ListBullet"/>
       </w:pPr>
       <w:r>
-        <w:t>공고 미연결 계약: 64.92% (75,268건)</w:t>
-      </w:r>
-    </w:p>
-    <w:p>
-      <w:pPr>
-        <w:pStyle w:val="ListBullet"/>
-      </w:pPr>
-      <w:r>
-        <w:t>미연결 계약 중 수의계약(contract_method == '수의계약'): 72,418건 (소계 대조 100% 정합)</w:t>
-      </w:r>
-    </w:p>
-    <w:p>
-      <w:pPr>
-        <w:pStyle w:val="ListBullet"/>
-      </w:pPr>
-      <w:r>
-        <w:t>미연결 계약 중 경쟁계약(제한/일반/지명경쟁): 2,850건</w:t>
+        <w:t>공고 미연결 계약: 64.92% (75,268건) → contracts 단독 보존 (수의계약 72,418건, 경쟁계약 2,850건).</w:t>
       </w:r>
     </w:p>
     <w:p>
@@ -783,7 +779,7 @@
         <w:pStyle w:val="ListBullet"/>
       </w:pPr>
       <w:r>
-        <w:t>기본 키 (Primary Key): supplier_id (10자리 정규화 사업자등록번호 기반 HMAC-SHA256 SUP_&lt;32 hex&gt; 해시 ID)</w:t>
+        <w:t>기본 키 (Primary Key): supplier_id (10자리 정규화 사업자등록번호 기반 HMAC-SHA256 SUP_&lt;32 hex&gt; 해시 ID, 143,842행 전수 고유).</w:t>
       </w:r>
     </w:p>
     <w:p>
@@ -791,7 +787,7 @@
         <w:pStyle w:val="ListBullet"/>
       </w:pPr>
       <w:r>
-        <w:t>식별자 가명화 정책: 공개 Kaggle 데이터셋 배포 시 사업자등록번호 원문은 비공개하며, 안전한 단방향 HMAC 키(supplier_id)와 마스킹된 번호(123-45-*)를 제공합니다.</w:t>
+        <w:t>식별자 가명화 정책: 공개 Kaggle 데이터셋 배포 시 사업자등록번호 원문은 비공개하며, 안전한 단방향 HMAC 키(supplier_id)와 마스킹된 번호(masked_biz_no: 123-45-*)를 제공합니다.</w:t>
       </w:r>
     </w:p>
     <w:p>
@@ -823,7 +819,7 @@
         <w:pStyle w:val="ListBullet"/>
       </w:pPr>
       <w:r>
-        <w:t>낙찰 기업: 13,376개사</w:t>
+        <w:t>낙찰 기업: 13,374개사</w:t>
       </w:r>
     </w:p>
     <w:p>
@@ -840,14 +836,6 @@
       </w:pPr>
       <w:r>
         <w:t>총 고유 기업: 143,842개사</w:t>
-      </w:r>
-    </w:p>
-    <w:p>
-      <w:pPr>
-        <w:pStyle w:val="ListBullet"/>
-      </w:pPr>
-      <w:r>
-        <w:t>낙찰사의 계약 일치율: 85.0% (11,370개사 일치)</w:t>
       </w:r>
     </w:p>
     <w:p>
@@ -871,7 +859,7 @@
         <w:pStyle w:val="ListBullet"/>
       </w:pPr>
       <w:r>
-        <w:t>기본 키 (Primary Key): agency_code (공공데이터포털 7자리 표준 기관코드)</w:t>
+        <w:t>기본 키 (Primary Key): agency_code (공공데이터포털 7자리 표준 기관코드, 14,091행 전수 고유).</w:t>
       </w:r>
     </w:p>
     <w:p>
@@ -879,9 +867,548 @@
         <w:pStyle w:val="ListBullet"/>
       </w:pPr>
       <w:r>
-        <w:t>실측 규모 (2026년 8월): 총 14,091개 기관 식별 완료.</w:t>
+        <w:t>실측 규모 (2026년 8월): 발주기관 5,690개사, 수요기관 14,079개사, 계약기관 12,347개사 → 총 14,091개 기관 식별 완료.</w:t>
       </w:r>
     </w:p>
+    <w:p>
+      <w:pPr>
+        <w:pStyle w:val="Heading2"/>
+      </w:pPr>
+      <w:r>
+        <w:t>3.8 물리 큐레이티드 테이블 요약 (CURATED_SCHEMA_VERSION = "1.0.0")</w:t>
+      </w:r>
+    </w:p>
+    <w:tbl>
+      <w:tblPr>
+        <w:tblStyle w:val="LightGrid-Accent1"/>
+        <w:tblW w:type="auto" w:w="0"/>
+        <w:jc w:val="center"/>
+        <w:tblLook w:firstColumn="1" w:firstRow="1" w:lastColumn="0" w:lastRow="0" w:noHBand="0" w:noVBand="1" w:val="04A0"/>
+      </w:tblPr>
+      <w:tblGrid>
+        <w:gridCol w:w="1560"/>
+        <w:gridCol w:w="1560"/>
+        <w:gridCol w:w="1560"/>
+        <w:gridCol w:w="1560"/>
+        <w:gridCol w:w="1560"/>
+        <w:gridCol w:w="1560"/>
+      </w:tblGrid>
+      <w:tr>
+        <w:tc>
+          <w:tcPr>
+            <w:tcW w:type="dxa" w:w="1560"/>
+          </w:tcPr>
+          <w:p>
+            <w:r>
+              <w:rPr>
+                <w:b/>
+              </w:rPr>
+              <w:t>번호</w:t>
+            </w:r>
+          </w:p>
+        </w:tc>
+        <w:tc>
+          <w:tcPr>
+            <w:tcW w:type="dxa" w:w="1560"/>
+          </w:tcPr>
+          <w:p>
+            <w:r>
+              <w:rPr>
+                <w:b/>
+              </w:rPr>
+              <w:t>테이블 파일명</w:t>
+            </w:r>
+          </w:p>
+        </w:tc>
+        <w:tc>
+          <w:tcPr>
+            <w:tcW w:type="dxa" w:w="1560"/>
+          </w:tcPr>
+          <w:p>
+            <w:r>
+              <w:rPr>
+                <w:b/>
+              </w:rPr>
+              <w:t>행 수</w:t>
+            </w:r>
+          </w:p>
+        </w:tc>
+        <w:tc>
+          <w:tcPr>
+            <w:tcW w:type="dxa" w:w="1560"/>
+          </w:tcPr>
+          <w:p>
+            <w:r>
+              <w:rPr>
+                <w:b/>
+              </w:rPr>
+              <w:t>기본 키 (PK)</w:t>
+            </w:r>
+          </w:p>
+        </w:tc>
+        <w:tc>
+          <w:tcPr>
+            <w:tcW w:type="dxa" w:w="1560"/>
+          </w:tcPr>
+          <w:p>
+            <w:r>
+              <w:rPr>
+                <w:b/>
+              </w:rPr>
+              <w:t>압축 크기 (MiB)</w:t>
+            </w:r>
+          </w:p>
+        </w:tc>
+        <w:tc>
+          <w:tcPr>
+            <w:tcW w:type="dxa" w:w="1560"/>
+          </w:tcPr>
+          <w:p>
+            <w:r>
+              <w:rPr>
+                <w:b/>
+              </w:rPr>
+              <w:t>검증 상태</w:t>
+            </w:r>
+          </w:p>
+        </w:tc>
+      </w:tr>
+      <w:tr>
+        <w:tc>
+          <w:tcPr>
+            <w:tcW w:type="dxa" w:w="1560"/>
+          </w:tcPr>
+          <w:p>
+            <w:r>
+              <w:t>1</w:t>
+            </w:r>
+          </w:p>
+        </w:tc>
+        <w:tc>
+          <w:tcPr>
+            <w:tcW w:type="dxa" w:w="1560"/>
+          </w:tcPr>
+          <w:p>
+            <w:r>
+              <w:t>01_tenders.parquet</w:t>
+            </w:r>
+          </w:p>
+        </w:tc>
+        <w:tc>
+          <w:tcPr>
+            <w:tcW w:type="dxa" w:w="1560"/>
+          </w:tcPr>
+          <w:p>
+            <w:r>
+              <w:t>32,895</w:t>
+            </w:r>
+          </w:p>
+        </w:tc>
+        <w:tc>
+          <w:tcPr>
+            <w:tcW w:type="dxa" w:w="1560"/>
+          </w:tcPr>
+          <w:p>
+            <w:r>
+              <w:t>(bid_notice_no, bid_notice_round)</w:t>
+            </w:r>
+          </w:p>
+        </w:tc>
+        <w:tc>
+          <w:tcPr>
+            <w:tcW w:type="dxa" w:w="1560"/>
+          </w:tcPr>
+          <w:p>
+            <w:r>
+              <w:t>1.99</w:t>
+            </w:r>
+          </w:p>
+        </w:tc>
+        <w:tc>
+          <w:tcPr>
+            <w:tcW w:type="dxa" w:w="1560"/>
+          </w:tcPr>
+          <w:p>
+            <w:r>
+              <w:t>VERIFIED (0 dup / 0 null)</w:t>
+            </w:r>
+          </w:p>
+        </w:tc>
+      </w:tr>
+      <w:tr>
+        <w:tc>
+          <w:tcPr>
+            <w:tcW w:type="dxa" w:w="1560"/>
+          </w:tcPr>
+          <w:p>
+            <w:r>
+              <w:t>2</w:t>
+            </w:r>
+          </w:p>
+        </w:tc>
+        <w:tc>
+          <w:tcPr>
+            <w:tcW w:type="dxa" w:w="1560"/>
+          </w:tcPr>
+          <w:p>
+            <w:r>
+              <w:t>02_bidder_submissions.parquet</w:t>
+            </w:r>
+          </w:p>
+        </w:tc>
+        <w:tc>
+          <w:tcPr>
+            <w:tcW w:type="dxa" w:w="1560"/>
+          </w:tcPr>
+          <w:p>
+            <w:r>
+              <w:t>2,107,948</w:t>
+            </w:r>
+          </w:p>
+        </w:tc>
+        <w:tc>
+          <w:tcPr>
+            <w:tcW w:type="dxa" w:w="1560"/>
+          </w:tcPr>
+          <w:p>
+            <w:r>
+              <w:t>bid_submission_id</w:t>
+            </w:r>
+          </w:p>
+        </w:tc>
+        <w:tc>
+          <w:tcPr>
+            <w:tcW w:type="dxa" w:w="1560"/>
+          </w:tcPr>
+          <w:p>
+            <w:r>
+              <w:t>96.19</w:t>
+            </w:r>
+          </w:p>
+        </w:tc>
+        <w:tc>
+          <w:tcPr>
+            <w:tcW w:type="dxa" w:w="1560"/>
+          </w:tcPr>
+          <w:p>
+            <w:r>
+              <w:t>VERIFIED (0 dup / 0 null)</w:t>
+            </w:r>
+          </w:p>
+        </w:tc>
+      </w:tr>
+      <w:tr>
+        <w:tc>
+          <w:tcPr>
+            <w:tcW w:type="dxa" w:w="1560"/>
+          </w:tcPr>
+          <w:p>
+            <w:r>
+              <w:t>3</w:t>
+            </w:r>
+          </w:p>
+        </w:tc>
+        <w:tc>
+          <w:tcPr>
+            <w:tcW w:type="dxa" w:w="1560"/>
+          </w:tcPr>
+          <w:p>
+            <w:r>
+              <w:t>03_award_outcomes.parquet</w:t>
+            </w:r>
+          </w:p>
+        </w:tc>
+        <w:tc>
+          <w:tcPr>
+            <w:tcW w:type="dxa" w:w="1560"/>
+          </w:tcPr>
+          <w:p>
+            <w:r>
+              <w:t>17,315</w:t>
+            </w:r>
+          </w:p>
+        </w:tc>
+        <w:tc>
+          <w:tcPr>
+            <w:tcW w:type="dxa" w:w="1560"/>
+          </w:tcPr>
+          <w:p>
+            <w:r>
+              <w:t>award_outcome_id</w:t>
+            </w:r>
+          </w:p>
+        </w:tc>
+        <w:tc>
+          <w:tcPr>
+            <w:tcW w:type="dxa" w:w="1560"/>
+          </w:tcPr>
+          <w:p>
+            <w:r>
+              <w:t>2.01</w:t>
+            </w:r>
+          </w:p>
+        </w:tc>
+        <w:tc>
+          <w:tcPr>
+            <w:tcW w:type="dxa" w:w="1560"/>
+          </w:tcPr>
+          <w:p>
+            <w:r>
+              <w:t>VERIFIED (0 dup / 0 null)</w:t>
+            </w:r>
+          </w:p>
+        </w:tc>
+      </w:tr>
+      <w:tr>
+        <w:tc>
+          <w:tcPr>
+            <w:tcW w:type="dxa" w:w="1560"/>
+          </w:tcPr>
+          <w:p>
+            <w:r>
+              <w:t>4</w:t>
+            </w:r>
+          </w:p>
+        </w:tc>
+        <w:tc>
+          <w:tcPr>
+            <w:tcW w:type="dxa" w:w="1560"/>
+          </w:tcPr>
+          <w:p>
+            <w:r>
+              <w:t>04_contracts.parquet</w:t>
+            </w:r>
+          </w:p>
+        </w:tc>
+        <w:tc>
+          <w:tcPr>
+            <w:tcW w:type="dxa" w:w="1560"/>
+          </w:tcPr>
+          <w:p>
+            <w:r>
+              <w:t>115,945</w:t>
+            </w:r>
+          </w:p>
+        </w:tc>
+        <w:tc>
+          <w:tcPr>
+            <w:tcW w:type="dxa" w:w="1560"/>
+          </w:tcPr>
+          <w:p>
+            <w:r>
+              <w:t>unified_contract_no</w:t>
+            </w:r>
+          </w:p>
+        </w:tc>
+        <w:tc>
+          <w:tcPr>
+            <w:tcW w:type="dxa" w:w="1560"/>
+          </w:tcPr>
+          <w:p>
+            <w:r>
+              <w:t>10.21</w:t>
+            </w:r>
+          </w:p>
+        </w:tc>
+        <w:tc>
+          <w:tcPr>
+            <w:tcW w:type="dxa" w:w="1560"/>
+          </w:tcPr>
+          <w:p>
+            <w:r>
+              <w:t>VERIFIED (0 dup / 0 null)</w:t>
+            </w:r>
+          </w:p>
+        </w:tc>
+      </w:tr>
+      <w:tr>
+        <w:tc>
+          <w:tcPr>
+            <w:tcW w:type="dxa" w:w="1560"/>
+          </w:tcPr>
+          <w:p>
+            <w:r>
+              <w:t>5</w:t>
+            </w:r>
+          </w:p>
+        </w:tc>
+        <w:tc>
+          <w:tcPr>
+            <w:tcW w:type="dxa" w:w="1560"/>
+          </w:tcPr>
+          <w:p>
+            <w:r>
+              <w:t>05_suppliers.parquet</w:t>
+            </w:r>
+          </w:p>
+        </w:tc>
+        <w:tc>
+          <w:tcPr>
+            <w:tcW w:type="dxa" w:w="1560"/>
+          </w:tcPr>
+          <w:p>
+            <w:r>
+              <w:t>143,842</w:t>
+            </w:r>
+          </w:p>
+        </w:tc>
+        <w:tc>
+          <w:tcPr>
+            <w:tcW w:type="dxa" w:w="1560"/>
+          </w:tcPr>
+          <w:p>
+            <w:r>
+              <w:t>supplier_id</w:t>
+            </w:r>
+          </w:p>
+        </w:tc>
+        <w:tc>
+          <w:tcPr>
+            <w:tcW w:type="dxa" w:w="1560"/>
+          </w:tcPr>
+          <w:p>
+            <w:r>
+              <w:t>4.36</w:t>
+            </w:r>
+          </w:p>
+        </w:tc>
+        <w:tc>
+          <w:tcPr>
+            <w:tcW w:type="dxa" w:w="1560"/>
+          </w:tcPr>
+          <w:p>
+            <w:r>
+              <w:t>VERIFIED (0 dup / 0 null)</w:t>
+            </w:r>
+          </w:p>
+        </w:tc>
+      </w:tr>
+      <w:tr>
+        <w:tc>
+          <w:tcPr>
+            <w:tcW w:type="dxa" w:w="1560"/>
+          </w:tcPr>
+          <w:p>
+            <w:r>
+              <w:t>6</w:t>
+            </w:r>
+          </w:p>
+        </w:tc>
+        <w:tc>
+          <w:tcPr>
+            <w:tcW w:type="dxa" w:w="1560"/>
+          </w:tcPr>
+          <w:p>
+            <w:r>
+              <w:t>06_agencies.parquet</w:t>
+            </w:r>
+          </w:p>
+        </w:tc>
+        <w:tc>
+          <w:tcPr>
+            <w:tcW w:type="dxa" w:w="1560"/>
+          </w:tcPr>
+          <w:p>
+            <w:r>
+              <w:t>14,091</w:t>
+            </w:r>
+          </w:p>
+        </w:tc>
+        <w:tc>
+          <w:tcPr>
+            <w:tcW w:type="dxa" w:w="1560"/>
+          </w:tcPr>
+          <w:p>
+            <w:r>
+              <w:t>agency_code</w:t>
+            </w:r>
+          </w:p>
+        </w:tc>
+        <w:tc>
+          <w:tcPr>
+            <w:tcW w:type="dxa" w:w="1560"/>
+          </w:tcPr>
+          <w:p>
+            <w:r>
+              <w:t>0.21</w:t>
+            </w:r>
+          </w:p>
+        </w:tc>
+        <w:tc>
+          <w:tcPr>
+            <w:tcW w:type="dxa" w:w="1560"/>
+          </w:tcPr>
+          <w:p>
+            <w:r>
+              <w:t>VERIFIED (0 dup / 0 null)</w:t>
+            </w:r>
+          </w:p>
+        </w:tc>
+      </w:tr>
+      <w:tr>
+        <w:tc>
+          <w:tcPr>
+            <w:tcW w:type="dxa" w:w="1560"/>
+          </w:tcPr>
+          <w:p>
+            <w:r>
+              <w:t>7</w:t>
+            </w:r>
+          </w:p>
+        </w:tc>
+        <w:tc>
+          <w:tcPr>
+            <w:tcW w:type="dxa" w:w="1560"/>
+          </w:tcPr>
+          <w:p>
+            <w:r>
+              <w:t>07_tender_contract_bridge.parquet</w:t>
+            </w:r>
+          </w:p>
+        </w:tc>
+        <w:tc>
+          <w:tcPr>
+            <w:tcW w:type="dxa" w:w="1560"/>
+          </w:tcPr>
+          <w:p>
+            <w:r>
+              <w:t>40,677</w:t>
+            </w:r>
+          </w:p>
+        </w:tc>
+        <w:tc>
+          <w:tcPr>
+            <w:tcW w:type="dxa" w:w="1560"/>
+          </w:tcPr>
+          <w:p>
+            <w:r>
+              <w:t>unified_contract_no</w:t>
+            </w:r>
+          </w:p>
+        </w:tc>
+        <w:tc>
+          <w:tcPr>
+            <w:tcW w:type="dxa" w:w="1560"/>
+          </w:tcPr>
+          <w:p>
+            <w:r>
+              <w:t>0.71</w:t>
+            </w:r>
+          </w:p>
+        </w:tc>
+        <w:tc>
+          <w:tcPr>
+            <w:tcW w:type="dxa" w:w="1560"/>
+          </w:tcPr>
+          <w:p>
+            <w:r>
+              <w:t>VERIFIED (0 dup / 0 null)</w:t>
+            </w:r>
+          </w:p>
+        </w:tc>
+      </w:tr>
+    </w:tbl>
+    <w:p/>
     <w:p>
       <w:pPr>
         <w:pStyle w:val="Heading1"/>
